--- a/NOTES/Revision_Strategy.docx
+++ b/NOTES/Revision_Strategy.docx
@@ -9,11 +9,295 @@
           <w:rFonts w:ascii="Times New Roman" w:hAnsi="Times New Roman" w:cs="Times New Roman"/>
           <w:b/>
           <w:bCs/>
-          <w:sz w:val="32"/>
-          <w:szCs w:val="32"/>
-        </w:rPr>
-      </w:pPr>
-      <w:r>
+        </w:rPr>
+      </w:pPr>
+      <w:r>
+        <w:rPr>
+          <w:rFonts w:ascii="Times New Roman" w:hAnsi="Times New Roman" w:cs="Times New Roman"/>
+          <w:b/>
+          <w:bCs/>
+          <w:highlight w:val="yellow"/>
+        </w:rPr>
+        <w:t>What you should improve now</w:t>
+      </w:r>
+      <w:r>
+        <w:rPr>
+          <w:rFonts w:ascii="Times New Roman" w:hAnsi="Times New Roman" w:cs="Times New Roman"/>
+          <w:b/>
+          <w:bCs/>
+          <w:highlight w:val="yellow"/>
+        </w:rPr>
+        <w:t xml:space="preserve"> for programs:</w:t>
+      </w:r>
+    </w:p>
+    <w:p>
+      <w:pPr>
+        <w:jc w:val="both"/>
+        <w:rPr>
+          <w:rFonts w:ascii="Times New Roman" w:hAnsi="Times New Roman" w:cs="Times New Roman"/>
+        </w:rPr>
+      </w:pPr>
+      <w:r>
+        <w:rPr>
+          <w:rFonts w:ascii="Segoe UI Emoji" w:hAnsi="Segoe UI Emoji" w:cs="Segoe UI Emoji"/>
+        </w:rPr>
+        <w:t>✅</w:t>
+      </w:r>
+      <w:r>
+        <w:rPr>
+          <w:rFonts w:ascii="Times New Roman" w:hAnsi="Times New Roman" w:cs="Times New Roman"/>
+        </w:rPr>
+        <w:t xml:space="preserve"> Follow “Revision Cycles”</w:t>
+      </w:r>
+    </w:p>
+    <w:p>
+      <w:pPr>
+        <w:jc w:val="both"/>
+        <w:rPr>
+          <w:rFonts w:ascii="Times New Roman" w:hAnsi="Times New Roman" w:cs="Times New Roman"/>
+        </w:rPr>
+      </w:pPr>
+      <w:r>
+        <w:rPr>
+          <w:rFonts w:ascii="Times New Roman" w:hAnsi="Times New Roman" w:cs="Times New Roman"/>
+        </w:rPr>
+        <w:t>For every problem:</w:t>
+      </w:r>
+    </w:p>
+    <w:p>
+      <w:pPr>
+        <w:jc w:val="both"/>
+        <w:rPr>
+          <w:rFonts w:ascii="Times New Roman" w:hAnsi="Times New Roman" w:cs="Times New Roman"/>
+        </w:rPr>
+      </w:pPr>
+      <w:r>
+        <w:rPr>
+          <w:rFonts w:ascii="Times New Roman" w:hAnsi="Times New Roman" w:cs="Times New Roman"/>
+        </w:rPr>
+        <w:t>Day 1</w:t>
+      </w:r>
+    </w:p>
+    <w:p>
+      <w:pPr>
+        <w:jc w:val="both"/>
+        <w:rPr>
+          <w:rFonts w:ascii="Times New Roman" w:hAnsi="Times New Roman" w:cs="Times New Roman"/>
+        </w:rPr>
+      </w:pPr>
+      <w:r>
+        <w:rPr>
+          <w:rFonts w:ascii="Times New Roman" w:hAnsi="Times New Roman" w:cs="Times New Roman"/>
+        </w:rPr>
+        <w:t>Learn + solve</w:t>
+      </w:r>
+    </w:p>
+    <w:p>
+      <w:pPr>
+        <w:jc w:val="both"/>
+        <w:rPr>
+          <w:rFonts w:ascii="Times New Roman" w:hAnsi="Times New Roman" w:cs="Times New Roman"/>
+        </w:rPr>
+      </w:pPr>
+      <w:r>
+        <w:rPr>
+          <w:rFonts w:ascii="Times New Roman" w:hAnsi="Times New Roman" w:cs="Times New Roman"/>
+        </w:rPr>
+        <w:t>After 3–4 days</w:t>
+      </w:r>
+    </w:p>
+    <w:p>
+      <w:pPr>
+        <w:jc w:val="both"/>
+        <w:rPr>
+          <w:rFonts w:ascii="Times New Roman" w:hAnsi="Times New Roman" w:cs="Times New Roman"/>
+        </w:rPr>
+      </w:pPr>
+      <w:r>
+        <w:rPr>
+          <w:rFonts w:ascii="Times New Roman" w:hAnsi="Times New Roman" w:cs="Times New Roman"/>
+        </w:rPr>
+        <w:t>Re-solve without seeing solution</w:t>
+      </w:r>
+    </w:p>
+    <w:p>
+      <w:pPr>
+        <w:jc w:val="both"/>
+        <w:rPr>
+          <w:rFonts w:ascii="Times New Roman" w:hAnsi="Times New Roman" w:cs="Times New Roman"/>
+        </w:rPr>
+      </w:pPr>
+      <w:r>
+        <w:rPr>
+          <w:rFonts w:ascii="Times New Roman" w:hAnsi="Times New Roman" w:cs="Times New Roman"/>
+        </w:rPr>
+        <w:t>After 10–15 days</w:t>
+      </w:r>
+    </w:p>
+    <w:p>
+      <w:pPr>
+        <w:jc w:val="both"/>
+        <w:rPr>
+          <w:rFonts w:ascii="Times New Roman" w:hAnsi="Times New Roman" w:cs="Times New Roman"/>
+        </w:rPr>
+      </w:pPr>
+      <w:r>
+        <w:rPr>
+          <w:rFonts w:ascii="Times New Roman" w:hAnsi="Times New Roman" w:cs="Times New Roman"/>
+        </w:rPr>
+        <w:t>Try again quickly</w:t>
+      </w:r>
+    </w:p>
+    <w:p>
+      <w:pPr>
+        <w:jc w:val="both"/>
+        <w:rPr>
+          <w:rFonts w:ascii="Times New Roman" w:hAnsi="Times New Roman" w:cs="Times New Roman"/>
+        </w:rPr>
+      </w:pPr>
+      <w:r>
+        <w:rPr>
+          <w:rFonts w:ascii="Times New Roman" w:hAnsi="Times New Roman" w:cs="Times New Roman"/>
+        </w:rPr>
+        <w:pict w14:anchorId="336535A7">
+          <v:rect id="_x0000_i1037" style="width:0;height:1.5pt" o:hralign="center" o:hrstd="t" o:hr="t" fillcolor="#a0a0a0" stroked="f"/>
+        </w:pict>
+      </w:r>
+    </w:p>
+    <w:p>
+      <w:pPr>
+        <w:jc w:val="both"/>
+        <w:rPr>
+          <w:rFonts w:ascii="Times New Roman" w:hAnsi="Times New Roman" w:cs="Times New Roman"/>
+        </w:rPr>
+      </w:pPr>
+      <w:r>
+        <w:rPr>
+          <w:rFonts w:ascii="Times New Roman" w:hAnsi="Times New Roman" w:cs="Times New Roman"/>
+        </w:rPr>
+        <w:t>During revision, use this rule:</w:t>
+      </w:r>
+    </w:p>
+    <w:p>
+      <w:pPr>
+        <w:jc w:val="both"/>
+        <w:rPr>
+          <w:rFonts w:ascii="Times New Roman" w:hAnsi="Times New Roman" w:cs="Times New Roman"/>
+        </w:rPr>
+      </w:pPr>
+      <w:r>
+        <w:rPr>
+          <w:rFonts w:ascii="Segoe UI Emoji" w:hAnsi="Segoe UI Emoji" w:cs="Segoe UI Emoji"/>
+        </w:rPr>
+        <w:t>✅</w:t>
+      </w:r>
+      <w:r>
+        <w:rPr>
+          <w:rFonts w:ascii="Times New Roman" w:hAnsi="Times New Roman" w:cs="Times New Roman"/>
+        </w:rPr>
+        <w:t xml:space="preserve"> If stuck for 10 minutes:</w:t>
+      </w:r>
+    </w:p>
+    <w:p>
+      <w:pPr>
+        <w:jc w:val="both"/>
+        <w:rPr>
+          <w:rFonts w:ascii="Times New Roman" w:hAnsi="Times New Roman" w:cs="Times New Roman"/>
+        </w:rPr>
+      </w:pPr>
+      <w:r>
+        <w:rPr>
+          <w:rFonts w:ascii="Times New Roman" w:hAnsi="Times New Roman" w:cs="Times New Roman"/>
+        </w:rPr>
+        <w:t>See ONLY:</w:t>
+      </w:r>
+    </w:p>
+    <w:p>
+      <w:pPr>
+        <w:numPr>
+          <w:ilvl w:val="0"/>
+          <w:numId w:val="11"/>
+        </w:numPr>
+        <w:jc w:val="both"/>
+        <w:rPr>
+          <w:rFonts w:ascii="Times New Roman" w:hAnsi="Times New Roman" w:cs="Times New Roman"/>
+        </w:rPr>
+      </w:pPr>
+      <w:r>
+        <w:rPr>
+          <w:rFonts w:ascii="Times New Roman" w:hAnsi="Times New Roman" w:cs="Times New Roman"/>
+        </w:rPr>
+        <w:t xml:space="preserve">Hint </w:t>
+      </w:r>
+    </w:p>
+    <w:p>
+      <w:pPr>
+        <w:numPr>
+          <w:ilvl w:val="0"/>
+          <w:numId w:val="11"/>
+        </w:numPr>
+        <w:jc w:val="both"/>
+        <w:rPr>
+          <w:rFonts w:ascii="Times New Roman" w:hAnsi="Times New Roman" w:cs="Times New Roman"/>
+        </w:rPr>
+      </w:pPr>
+      <w:r>
+        <w:rPr>
+          <w:rFonts w:ascii="Times New Roman" w:hAnsi="Times New Roman" w:cs="Times New Roman"/>
+        </w:rPr>
+        <w:t xml:space="preserve">Approach </w:t>
+      </w:r>
+    </w:p>
+    <w:p>
+      <w:pPr>
+        <w:numPr>
+          <w:ilvl w:val="0"/>
+          <w:numId w:val="11"/>
+        </w:numPr>
+        <w:jc w:val="both"/>
+        <w:rPr>
+          <w:rFonts w:ascii="Times New Roman" w:hAnsi="Times New Roman" w:cs="Times New Roman"/>
+        </w:rPr>
+      </w:pPr>
+      <w:r>
+        <w:rPr>
+          <w:rFonts w:ascii="Times New Roman" w:hAnsi="Times New Roman" w:cs="Times New Roman"/>
+        </w:rPr>
+        <w:t xml:space="preserve">One key idea </w:t>
+      </w:r>
+    </w:p>
+    <w:p>
+      <w:pPr>
+        <w:jc w:val="both"/>
+        <w:rPr>
+          <w:rFonts w:ascii="Times New Roman" w:hAnsi="Times New Roman" w:cs="Times New Roman"/>
+        </w:rPr>
+      </w:pPr>
+      <w:r>
+        <w:rPr>
+          <w:rFonts w:ascii="Times New Roman" w:hAnsi="Times New Roman" w:cs="Times New Roman"/>
+        </w:rPr>
+        <w:t>Then code yourself.</w:t>
+      </w:r>
+    </w:p>
+    <w:p>
+      <w:pPr>
+        <w:jc w:val="both"/>
+        <w:rPr>
+          <w:rFonts w:ascii="Times New Roman" w:hAnsi="Times New Roman" w:cs="Times New Roman"/>
+          <w:highlight w:val="yellow"/>
+        </w:rPr>
+      </w:pPr>
+      <w:r>
+        <w:rPr>
+          <w:rFonts w:ascii="Times New Roman" w:hAnsi="Times New Roman" w:cs="Times New Roman"/>
+        </w:rPr>
+        <w:t>Do NOT immediately copy full code.</w:t>
+      </w:r>
+    </w:p>
+    <w:p>
+      <w:pPr>
+        <w:jc w:val="both"/>
         <w:rPr>
           <w:rFonts w:ascii="Segoe UI Emoji" w:hAnsi="Segoe UI Emoji" w:cs="Segoe UI Emoji"/>
           <w:b/>
@@ -22,6 +306,120 @@
           <w:szCs w:val="32"/>
           <w:highlight w:val="yellow"/>
         </w:rPr>
+      </w:pPr>
+    </w:p>
+    <w:p>
+      <w:pPr>
+        <w:jc w:val="both"/>
+        <w:rPr>
+          <w:rFonts w:ascii="Segoe UI Emoji" w:hAnsi="Segoe UI Emoji" w:cs="Segoe UI Emoji"/>
+          <w:b/>
+          <w:bCs/>
+          <w:sz w:val="32"/>
+          <w:szCs w:val="32"/>
+          <w:highlight w:val="yellow"/>
+        </w:rPr>
+      </w:pPr>
+    </w:p>
+    <w:p>
+      <w:pPr>
+        <w:jc w:val="both"/>
+        <w:rPr>
+          <w:rFonts w:ascii="Segoe UI Emoji" w:hAnsi="Segoe UI Emoji" w:cs="Segoe UI Emoji"/>
+          <w:b/>
+          <w:bCs/>
+          <w:sz w:val="32"/>
+          <w:szCs w:val="32"/>
+          <w:highlight w:val="yellow"/>
+        </w:rPr>
+      </w:pPr>
+    </w:p>
+    <w:p>
+      <w:pPr>
+        <w:jc w:val="both"/>
+        <w:rPr>
+          <w:rFonts w:ascii="Segoe UI Emoji" w:hAnsi="Segoe UI Emoji" w:cs="Segoe UI Emoji"/>
+          <w:b/>
+          <w:bCs/>
+          <w:sz w:val="32"/>
+          <w:szCs w:val="32"/>
+          <w:highlight w:val="yellow"/>
+        </w:rPr>
+      </w:pPr>
+    </w:p>
+    <w:p>
+      <w:pPr>
+        <w:jc w:val="both"/>
+        <w:rPr>
+          <w:rFonts w:ascii="Segoe UI Emoji" w:hAnsi="Segoe UI Emoji" w:cs="Segoe UI Emoji"/>
+          <w:b/>
+          <w:bCs/>
+          <w:sz w:val="32"/>
+          <w:szCs w:val="32"/>
+          <w:highlight w:val="yellow"/>
+        </w:rPr>
+      </w:pPr>
+    </w:p>
+    <w:p>
+      <w:pPr>
+        <w:jc w:val="both"/>
+        <w:rPr>
+          <w:rFonts w:ascii="Segoe UI Emoji" w:hAnsi="Segoe UI Emoji" w:cs="Segoe UI Emoji"/>
+          <w:b/>
+          <w:bCs/>
+          <w:sz w:val="32"/>
+          <w:szCs w:val="32"/>
+          <w:highlight w:val="yellow"/>
+        </w:rPr>
+      </w:pPr>
+    </w:p>
+    <w:p>
+      <w:pPr>
+        <w:jc w:val="both"/>
+        <w:rPr>
+          <w:rFonts w:ascii="Segoe UI Emoji" w:hAnsi="Segoe UI Emoji" w:cs="Segoe UI Emoji"/>
+          <w:b/>
+          <w:bCs/>
+          <w:sz w:val="32"/>
+          <w:szCs w:val="32"/>
+          <w:highlight w:val="yellow"/>
+        </w:rPr>
+      </w:pPr>
+    </w:p>
+    <w:p>
+      <w:pPr>
+        <w:jc w:val="both"/>
+        <w:rPr>
+          <w:rFonts w:ascii="Segoe UI Emoji" w:hAnsi="Segoe UI Emoji" w:cs="Segoe UI Emoji"/>
+          <w:b/>
+          <w:bCs/>
+          <w:sz w:val="32"/>
+          <w:szCs w:val="32"/>
+          <w:highlight w:val="yellow"/>
+        </w:rPr>
+      </w:pPr>
+    </w:p>
+    <w:p>
+      <w:pPr>
+        <w:jc w:val="both"/>
+        <w:rPr>
+          <w:rFonts w:ascii="Times New Roman" w:hAnsi="Times New Roman" w:cs="Times New Roman"/>
+          <w:b/>
+          <w:bCs/>
+          <w:sz w:val="32"/>
+          <w:szCs w:val="32"/>
+        </w:rPr>
+      </w:pPr>
+      <w:r>
+        <w:rPr>
+          <w:rFonts w:ascii="Segoe UI Emoji" w:hAnsi="Segoe UI Emoji" w:cs="Segoe UI Emoji"/>
+          <w:b/>
+          <w:bCs/>
+          <w:sz w:val="32"/>
+          <w:szCs w:val="32"/>
+          <w:highlight w:val="yellow"/>
+        </w:rPr>
+        <w:lastRenderedPageBreak/>
         <w:t>🔁</w:t>
       </w:r>
       <w:r>
@@ -2011,6 +2409,155 @@
     </w:lvl>
   </w:abstractNum>
   <w:abstractNum w:abstractNumId="5" w15:restartNumberingAfterBreak="0">
+    <w:nsid w:val="4D6B3A97"/>
+    <w:multiLevelType w:val="multilevel"/>
+    <w:tmpl w:val="0396CECC"/>
+    <w:lvl w:ilvl="0">
+      <w:start w:val="1"/>
+      <w:numFmt w:val="bullet"/>
+      <w:lvlText w:val=""/>
+      <w:lvlJc w:val="left"/>
+      <w:pPr>
+        <w:tabs>
+          <w:tab w:val="num" w:pos="720"/>
+        </w:tabs>
+        <w:ind w:left="720" w:hanging="360"/>
+      </w:pPr>
+      <w:rPr>
+        <w:rFonts w:ascii="Symbol" w:hAnsi="Symbol" w:hint="default"/>
+        <w:sz w:val="20"/>
+      </w:rPr>
+    </w:lvl>
+    <w:lvl w:ilvl="1" w:tentative="1">
+      <w:start w:val="1"/>
+      <w:numFmt w:val="bullet"/>
+      <w:lvlText w:val="o"/>
+      <w:lvlJc w:val="left"/>
+      <w:pPr>
+        <w:tabs>
+          <w:tab w:val="num" w:pos="1440"/>
+        </w:tabs>
+        <w:ind w:left="1440" w:hanging="360"/>
+      </w:pPr>
+      <w:rPr>
+        <w:rFonts w:ascii="Courier New" w:hAnsi="Courier New" w:hint="default"/>
+        <w:sz w:val="20"/>
+      </w:rPr>
+    </w:lvl>
+    <w:lvl w:ilvl="2" w:tentative="1">
+      <w:start w:val="1"/>
+      <w:numFmt w:val="bullet"/>
+      <w:lvlText w:val=""/>
+      <w:lvlJc w:val="left"/>
+      <w:pPr>
+        <w:tabs>
+          <w:tab w:val="num" w:pos="2160"/>
+        </w:tabs>
+        <w:ind w:left="2160" w:hanging="360"/>
+      </w:pPr>
+      <w:rPr>
+        <w:rFonts w:ascii="Wingdings" w:hAnsi="Wingdings" w:hint="default"/>
+        <w:sz w:val="20"/>
+      </w:rPr>
+    </w:lvl>
+    <w:lvl w:ilvl="3" w:tentative="1">
+      <w:start w:val="1"/>
+      <w:numFmt w:val="bullet"/>
+      <w:lvlText w:val=""/>
+      <w:lvlJc w:val="left"/>
+      <w:pPr>
+        <w:tabs>
+          <w:tab w:val="num" w:pos="2880"/>
+        </w:tabs>
+        <w:ind w:left="2880" w:hanging="360"/>
+      </w:pPr>
+      <w:rPr>
+        <w:rFonts w:ascii="Wingdings" w:hAnsi="Wingdings" w:hint="default"/>
+        <w:sz w:val="20"/>
+      </w:rPr>
+    </w:lvl>
+    <w:lvl w:ilvl="4" w:tentative="1">
+      <w:start w:val="1"/>
+      <w:numFmt w:val="bullet"/>
+      <w:lvlText w:val=""/>
+      <w:lvlJc w:val="left"/>
+      <w:pPr>
+        <w:tabs>
+          <w:tab w:val="num" w:pos="3600"/>
+        </w:tabs>
+        <w:ind w:left="3600" w:hanging="360"/>
+      </w:pPr>
+      <w:rPr>
+        <w:rFonts w:ascii="Wingdings" w:hAnsi="Wingdings" w:hint="default"/>
+        <w:sz w:val="20"/>
+      </w:rPr>
+    </w:lvl>
+    <w:lvl w:ilvl="5" w:tentative="1">
+      <w:start w:val="1"/>
+      <w:numFmt w:val="bullet"/>
+      <w:lvlText w:val=""/>
+      <w:lvlJc w:val="left"/>
+      <w:pPr>
+        <w:tabs>
+          <w:tab w:val="num" w:pos="4320"/>
+        </w:tabs>
+        <w:ind w:left="4320" w:hanging="360"/>
+      </w:pPr>
+      <w:rPr>
+        <w:rFonts w:ascii="Wingdings" w:hAnsi="Wingdings" w:hint="default"/>
+        <w:sz w:val="20"/>
+      </w:rPr>
+    </w:lvl>
+    <w:lvl w:ilvl="6" w:tentative="1">
+      <w:start w:val="1"/>
+      <w:numFmt w:val="bullet"/>
+      <w:lvlText w:val=""/>
+      <w:lvlJc w:val="left"/>
+      <w:pPr>
+        <w:tabs>
+          <w:tab w:val="num" w:pos="5040"/>
+        </w:tabs>
+        <w:ind w:left="5040" w:hanging="360"/>
+      </w:pPr>
+      <w:rPr>
+        <w:rFonts w:ascii="Wingdings" w:hAnsi="Wingdings" w:hint="default"/>
+        <w:sz w:val="20"/>
+      </w:rPr>
+    </w:lvl>
+    <w:lvl w:ilvl="7" w:tentative="1">
+      <w:start w:val="1"/>
+      <w:numFmt w:val="bullet"/>
+      <w:lvlText w:val=""/>
+      <w:lvlJc w:val="left"/>
+      <w:pPr>
+        <w:tabs>
+          <w:tab w:val="num" w:pos="5760"/>
+        </w:tabs>
+        <w:ind w:left="5760" w:hanging="360"/>
+      </w:pPr>
+      <w:rPr>
+        <w:rFonts w:ascii="Wingdings" w:hAnsi="Wingdings" w:hint="default"/>
+        <w:sz w:val="20"/>
+      </w:rPr>
+    </w:lvl>
+    <w:lvl w:ilvl="8" w:tentative="1">
+      <w:start w:val="1"/>
+      <w:numFmt w:val="bullet"/>
+      <w:lvlText w:val=""/>
+      <w:lvlJc w:val="left"/>
+      <w:pPr>
+        <w:tabs>
+          <w:tab w:val="num" w:pos="6480"/>
+        </w:tabs>
+        <w:ind w:left="6480" w:hanging="360"/>
+      </w:pPr>
+      <w:rPr>
+        <w:rFonts w:ascii="Wingdings" w:hAnsi="Wingdings" w:hint="default"/>
+        <w:sz w:val="20"/>
+      </w:rPr>
+    </w:lvl>
+  </w:abstractNum>
+  <w:abstractNum w:abstractNumId="6" w15:restartNumberingAfterBreak="0">
     <w:nsid w:val="54545A6B"/>
     <w:multiLevelType w:val="multilevel"/>
     <w:tmpl w:val="1EAE84D4"/>
@@ -2159,7 +2706,7 @@
       </w:rPr>
     </w:lvl>
   </w:abstractNum>
-  <w:abstractNum w:abstractNumId="6" w15:restartNumberingAfterBreak="0">
+  <w:abstractNum w:abstractNumId="7" w15:restartNumberingAfterBreak="0">
     <w:nsid w:val="57A5239F"/>
     <w:multiLevelType w:val="multilevel"/>
     <w:tmpl w:val="ABF44302"/>
@@ -2308,7 +2855,7 @@
       </w:rPr>
     </w:lvl>
   </w:abstractNum>
-  <w:abstractNum w:abstractNumId="7" w15:restartNumberingAfterBreak="0">
+  <w:abstractNum w:abstractNumId="8" w15:restartNumberingAfterBreak="0">
     <w:nsid w:val="5C5164F5"/>
     <w:multiLevelType w:val="multilevel"/>
     <w:tmpl w:val="8F34223A"/>
@@ -2457,7 +3004,7 @@
       </w:rPr>
     </w:lvl>
   </w:abstractNum>
-  <w:abstractNum w:abstractNumId="8" w15:restartNumberingAfterBreak="0">
+  <w:abstractNum w:abstractNumId="9" w15:restartNumberingAfterBreak="0">
     <w:nsid w:val="65A40A07"/>
     <w:multiLevelType w:val="multilevel"/>
     <w:tmpl w:val="D8388DB4"/>
@@ -2606,7 +3153,7 @@
       </w:rPr>
     </w:lvl>
   </w:abstractNum>
-  <w:abstractNum w:abstractNumId="9" w15:restartNumberingAfterBreak="0">
+  <w:abstractNum w:abstractNumId="10" w15:restartNumberingAfterBreak="0">
     <w:nsid w:val="7B8E3B87"/>
     <w:multiLevelType w:val="multilevel"/>
     <w:tmpl w:val="DB5E6848"/>
@@ -2759,22 +3306,22 @@
     <w:abstractNumId w:val="1"/>
   </w:num>
   <w:num w:numId="2" w16cid:durableId="238096357">
-    <w:abstractNumId w:val="6"/>
+    <w:abstractNumId w:val="7"/>
   </w:num>
   <w:num w:numId="3" w16cid:durableId="1565407814">
-    <w:abstractNumId w:val="8"/>
+    <w:abstractNumId w:val="9"/>
   </w:num>
   <w:num w:numId="4" w16cid:durableId="1875920822">
     <w:abstractNumId w:val="3"/>
   </w:num>
   <w:num w:numId="5" w16cid:durableId="201987635">
-    <w:abstractNumId w:val="5"/>
+    <w:abstractNumId w:val="6"/>
   </w:num>
   <w:num w:numId="6" w16cid:durableId="691495144">
-    <w:abstractNumId w:val="7"/>
+    <w:abstractNumId w:val="8"/>
   </w:num>
   <w:num w:numId="7" w16cid:durableId="255090187">
-    <w:abstractNumId w:val="9"/>
+    <w:abstractNumId w:val="10"/>
   </w:num>
   <w:num w:numId="8" w16cid:durableId="520317189">
     <w:abstractNumId w:val="0"/>
@@ -2784,6 +3331,9 @@
   </w:num>
   <w:num w:numId="10" w16cid:durableId="184296193">
     <w:abstractNumId w:val="4"/>
+  </w:num>
+  <w:num w:numId="11" w16cid:durableId="99954097">
+    <w:abstractNumId w:val="5"/>
   </w:num>
 </w:numbering>
 </file>
@@ -3391,7 +3941,6 @@
   <w:style w:type="character" w:default="1" w:styleId="DefaultParagraphFont">
     <w:name w:val="Default Paragraph Font"/>
     <w:uiPriority w:val="1"/>
-    <w:semiHidden/>
     <w:unhideWhenUsed/>
   </w:style>
   <w:style w:type="table" w:default="1" w:styleId="TableNormal">
